--- a/파이썬-심화-데이터분석/07_NumPy연산_브로드캐스팅_정리본.docx
+++ b/파이썬-심화-데이터분석/07_NumPy연산_브로드캐스팅_정리본.docx
@@ -1988,453 +1988,6 @@
         </w:tc>
       </w:tr>
     </w:tbl>
-    <w:p>
-      <w:r>
-        <w:br w:type="page"/>
-      </w:r>
-    </w:p>
-    <w:p>
-      <w:pPr>
-        <w:pStyle w:val="Heading1"/>
-      </w:pPr>
-      <w:r>
-        <w:t xml:space="preserve">6. 확인 퀴즈</w:t>
-      </w:r>
-    </w:p>
-    <w:p>
-      <w:pPr>
-        <w:spacing w:after="120" w:line="276"/>
-      </w:pPr>
-      <w:r>
-        <w:t xml:space="preserve">총 10문항. 풀어본 뒤 다음 페이지 정답으로 채점하세요.</w:t>
-      </w:r>
-    </w:p>
-    <w:p>
-      <w:pPr>
-        <w:pStyle w:val="ListParagraph"/>
-        <w:numPr>
-          <w:ilvl w:val="0"/>
-          <w:numId w:val="2"/>
-        </w:numPr>
-        <w:spacing w:after="80" w:line="264"/>
-      </w:pPr>
-      <w:r>
-        <w:t xml:space="preserve">list * 2 와 np.array([...]) * 2 는 각각 무엇을 하는가?</w:t>
-      </w:r>
-    </w:p>
-    <w:p>
-      <w:pPr>
-        <w:pStyle w:val="ListParagraph"/>
-        <w:numPr>
-          <w:ilvl w:val="0"/>
-          <w:numId w:val="2"/>
-        </w:numPr>
-        <w:spacing w:after="80" w:line="264"/>
-      </w:pPr>
-      <w:r>
-        <w:t xml:space="preserve">같은 shape의 두 배열을 + 하면 어떻게 계산되는가?</w:t>
-      </w:r>
-    </w:p>
-    <w:p>
-      <w:pPr>
-        <w:pStyle w:val="ListParagraph"/>
-        <w:numPr>
-          <w:ilvl w:val="0"/>
-          <w:numId w:val="2"/>
-        </w:numPr>
-        <w:spacing w:after="80" w:line="264"/>
-      </w:pPr>
-      <w:r>
-        <w:t xml:space="preserve">배열의 각 원소에 제곱근을 적용하려면 무엇을 쓰는가? math.sqrt를 쓰면 왜 안 되는가?</w:t>
-      </w:r>
-    </w:p>
-    <w:p>
-      <w:pPr>
-        <w:pStyle w:val="ListParagraph"/>
-        <w:numPr>
-          <w:ilvl w:val="0"/>
-          <w:numId w:val="2"/>
-        </w:numPr>
-        <w:spacing w:after="80" w:line="264"/>
-      </w:pPr>
-      <w:r>
-        <w:t xml:space="preserve">np.where(조건, 참값, 거짓값) 은 무엇을 반환하는가?</w:t>
-      </w:r>
-    </w:p>
-    <w:p>
-      <w:pPr>
-        <w:pStyle w:val="ListParagraph"/>
-        <w:numPr>
-          <w:ilvl w:val="0"/>
-          <w:numId w:val="2"/>
-        </w:numPr>
-        <w:spacing w:after="80" w:line="264"/>
-      </w:pPr>
-      <w:r>
-        <w:t xml:space="preserve">브로드캐스팅이 되는 조건(끝 축 기준)을 설명하시오.</w:t>
-      </w:r>
-    </w:p>
-    <w:p>
-      <w:pPr>
-        <w:pStyle w:val="ListParagraph"/>
-        <w:numPr>
-          <w:ilvl w:val="0"/>
-          <w:numId w:val="2"/>
-        </w:numPr>
-        <w:spacing w:after="80" w:line="264"/>
-      </w:pPr>
-      <w:r>
-        <w:t xml:space="preserve">(2,3) + (2,) 는 왜 ValueError인가?</w:t>
-      </w:r>
-    </w:p>
-    <w:p>
-      <w:pPr>
-        <w:pStyle w:val="ListParagraph"/>
-        <w:numPr>
-          <w:ilvl w:val="0"/>
-          <w:numId w:val="2"/>
-        </w:numPr>
-        <w:spacing w:after="80" w:line="264"/>
-      </w:pPr>
-      <w:r>
-        <w:t xml:space="preserve">X - X.mean(axis=0) 은 무엇을 하며(중심화), 결과 각 열의 평균은?</w:t>
-      </w:r>
-    </w:p>
-    <w:p>
-      <w:pPr>
-        <w:pStyle w:val="ListParagraph"/>
-        <w:numPr>
-          <w:ilvl w:val="0"/>
-          <w:numId w:val="2"/>
-        </w:numPr>
-        <w:spacing w:after="80" w:line="264"/>
-      </w:pPr>
-      <w:r>
-        <w:t xml:space="preserve">M.sum(axis=0) 과 M.sum(axis=1) 은 각각 열별/행별 중 무엇인가?</w:t>
-      </w:r>
-    </w:p>
-    <w:p>
-      <w:pPr>
-        <w:pStyle w:val="ListParagraph"/>
-        <w:numPr>
-          <w:ilvl w:val="0"/>
-          <w:numId w:val="2"/>
-        </w:numPr>
-        <w:spacing w:after="80" w:line="264"/>
-      </w:pPr>
-      <w:r>
-        <w:t xml:space="preserve">반복문 대신 벡터화(np.sum(arr*arr))를 쓰면 무엇이 좋은가?</w:t>
-      </w:r>
-    </w:p>
-    <w:p>
-      <w:pPr>
-        <w:pStyle w:val="ListParagraph"/>
-        <w:numPr>
-          <w:ilvl w:val="0"/>
-          <w:numId w:val="2"/>
-        </w:numPr>
-        <w:spacing w:after="80" w:line="264"/>
-      </w:pPr>
-      <w:r>
-        <w:t xml:space="preserve">np.random.default_rng(42) 에 같은 seed를 주면 무슨 특성이 생기는가?</w:t>
-      </w:r>
-    </w:p>
-    <w:p>
-      <w:r>
-        <w:br w:type="page"/>
-      </w:r>
-    </w:p>
-    <w:p>
-      <w:pPr>
-        <w:pStyle w:val="Heading1"/>
-      </w:pPr>
-      <w:r>
-        <w:t xml:space="preserve">정답 및 해설</w:t>
-      </w:r>
-    </w:p>
-    <w:p>
-      <w:pPr>
-        <w:shd w:fill="E2EFDA" w:val="clear"/>
-        <w:spacing w:after="100" w:line="264"/>
-      </w:pPr>
-      <w:r>
-        <w:rPr>
-          <w:b/>
-          <w:bCs/>
-          <w:color w:val="375623"/>
-        </w:rPr>
-        <w:t xml:space="preserve">1. </w:t>
-      </w:r>
-      <w:r>
-        <w:t xml:space="preserve">**list*2는 리스트를 반복(복제)</w:t>
-      </w:r>
-      <w:r>
-        <w:rPr>
-          <w:b/>
-          <w:bCs/>
-        </w:rPr>
-        <w:t xml:space="preserve">해 길이 2배, </w:t>
-      </w:r>
-      <w:r>
-        <w:t xml:space="preserve">배열*2는 모든 원소에 2를 곱한 새 배열**.</w:t>
-      </w:r>
-    </w:p>
-    <w:p>
-      <w:pPr>
-        <w:shd w:fill="E2EFDA" w:val="clear"/>
-        <w:spacing w:after="100" w:line="264"/>
-      </w:pPr>
-      <w:r>
-        <w:rPr>
-          <w:b/>
-          <w:bCs/>
-          <w:color w:val="375623"/>
-        </w:rPr>
-        <w:t xml:space="preserve">2. </w:t>
-      </w:r>
-      <w:r>
-        <w:rPr>
-          <w:b/>
-          <w:bCs/>
-        </w:rPr>
-        <w:t xml:space="preserve">동일 위치(같은 자리) 원소끼리</w:t>
-      </w:r>
-      <w:r>
-        <w:t xml:space="preserve"> 연산된다.</w:t>
-      </w:r>
-    </w:p>
-    <w:p>
-      <w:pPr>
-        <w:shd w:fill="E2EFDA" w:val="clear"/>
-        <w:spacing w:after="100" w:line="264"/>
-      </w:pPr>
-      <w:r>
-        <w:rPr>
-          <w:b/>
-          <w:bCs/>
-          <w:color w:val="375623"/>
-        </w:rPr>
-        <w:t xml:space="preserve">3. </w:t>
-      </w:r>
-      <w:r>
-        <w:rPr>
-          <w:b/>
-          <w:bCs/>
-        </w:rPr>
-        <w:t xml:space="preserve">np.sqrt</w:t>
-      </w:r>
-      <w:r>
-        <w:t xml:space="preserve">. math.sqrt는 배열을 못 다루기 때문(단일 숫자 전용).</w:t>
-      </w:r>
-    </w:p>
-    <w:p>
-      <w:pPr>
-        <w:shd w:fill="E2EFDA" w:val="clear"/>
-        <w:spacing w:after="100" w:line="264"/>
-      </w:pPr>
-      <w:r>
-        <w:rPr>
-          <w:b/>
-          <w:bCs/>
-          <w:color w:val="375623"/>
-        </w:rPr>
-        <w:t xml:space="preserve">4. </w:t>
-      </w:r>
-      <w:r>
-        <w:rPr>
-          <w:b/>
-          <w:bCs/>
-        </w:rPr>
-        <w:t xml:space="preserve">조건이 참인 자리는 참값, 거짓인 자리는 거짓값</w:t>
-      </w:r>
-      <w:r>
-        <w:t xml:space="preserve">을 골라 만든 새 배열.</w:t>
-      </w:r>
-    </w:p>
-    <w:p>
-      <w:pPr>
-        <w:shd w:fill="E2EFDA" w:val="clear"/>
-        <w:spacing w:after="100" w:line="264"/>
-      </w:pPr>
-      <w:r>
-        <w:rPr>
-          <w:b/>
-          <w:bCs/>
-          <w:color w:val="375623"/>
-        </w:rPr>
-        <w:t xml:space="preserve">5. </w:t>
-      </w:r>
-      <w:r>
-        <w:rPr>
-          <w:b/>
-          <w:bCs/>
-        </w:rPr>
-        <w:t xml:space="preserve">끝(마지막) 차원부터 왼쪽으로 비교</w:t>
-      </w:r>
-      <w:r>
-        <w:t xml:space="preserve">해, 크기가 같거나 한쪽이 1이면 확장 가능.</w:t>
-      </w:r>
-    </w:p>
-    <w:p>
-      <w:pPr>
-        <w:shd w:fill="E2EFDA" w:val="clear"/>
-        <w:spacing w:after="100" w:line="264"/>
-      </w:pPr>
-      <w:r>
-        <w:rPr>
-          <w:b/>
-          <w:bCs/>
-          <w:color w:val="375623"/>
-        </w:rPr>
-        <w:t xml:space="preserve">6. </w:t>
-      </w:r>
-      <w:r>
-        <w:t xml:space="preserve">끝 축이 </w:t>
-      </w:r>
-      <w:r>
-        <w:rPr>
-          <w:b/>
-          <w:bCs/>
-        </w:rPr>
-        <w:t xml:space="preserve">3 vs 2로 다르고 한쪽이 1도 아니어서</w:t>
-      </w:r>
-      <w:r>
-        <w:t xml:space="preserve"> 확장할 수 없기 때문.</w:t>
-      </w:r>
-    </w:p>
-    <w:p>
-      <w:pPr>
-        <w:shd w:fill="E2EFDA" w:val="clear"/>
-        <w:spacing w:after="100" w:line="264"/>
-      </w:pPr>
-      <w:r>
-        <w:rPr>
-          <w:b/>
-          <w:bCs/>
-          <w:color w:val="375623"/>
-        </w:rPr>
-        <w:t xml:space="preserve">7. </w:t>
-      </w:r>
-      <w:r>
-        <w:t xml:space="preserve">각 원소에서 그 </w:t>
-      </w:r>
-      <w:r>
-        <w:rPr>
-          <w:b/>
-          <w:bCs/>
-        </w:rPr>
-        <w:t xml:space="preserve">열의 평균을 빼는 중심화</w:t>
-      </w:r>
-      <w:r>
-        <w:t xml:space="preserve">. 결과 각 열의 평균은 </w:t>
-      </w:r>
-      <w:r>
-        <w:rPr>
-          <w:b/>
-          <w:bCs/>
-        </w:rPr>
-        <w:t xml:space="preserve">0</w:t>
-      </w:r>
-      <w:r>
-        <w:t xml:space="preserve">.</w:t>
-      </w:r>
-    </w:p>
-    <w:p>
-      <w:pPr>
-        <w:shd w:fill="E2EFDA" w:val="clear"/>
-        <w:spacing w:after="100" w:line="264"/>
-      </w:pPr>
-      <w:r>
-        <w:rPr>
-          <w:b/>
-          <w:bCs/>
-          <w:color w:val="375623"/>
-        </w:rPr>
-        <w:t xml:space="preserve">8. </w:t>
-      </w:r>
-      <w:r>
-        <w:rPr>
-          <w:b/>
-          <w:bCs/>
-        </w:rPr>
-        <w:t xml:space="preserve">axis=0 = 열별 합</w:t>
-      </w:r>
-      <w:r>
-        <w:t xml:space="preserve">(행 접힘), </w:t>
-      </w:r>
-      <w:r>
-        <w:rPr>
-          <w:b/>
-          <w:bCs/>
-        </w:rPr>
-        <w:t xml:space="preserve">axis=1 = 행별 합</w:t>
-      </w:r>
-      <w:r>
-        <w:t xml:space="preserve">(열 접힘).</w:t>
-      </w:r>
-    </w:p>
-    <w:p>
-      <w:pPr>
-        <w:shd w:fill="E2EFDA" w:val="clear"/>
-        <w:spacing w:after="100" w:line="264"/>
-      </w:pPr>
-      <w:r>
-        <w:rPr>
-          <w:b/>
-          <w:bCs/>
-          <w:color w:val="375623"/>
-        </w:rPr>
-        <w:t xml:space="preserve">9. </w:t>
-      </w:r>
-      <w:r>
-        <w:t xml:space="preserve">반복문 없이 </w:t>
-      </w:r>
-      <w:r>
-        <w:rPr>
-          <w:b/>
-          <w:bCs/>
-        </w:rPr>
-        <w:t xml:space="preserve">C 레벨에서 전체를 한 번에 계산</w:t>
-      </w:r>
-      <w:r>
-        <w:t xml:space="preserve">해 (특히 큰 데이터에서) 더 빠르다.</w:t>
-      </w:r>
-    </w:p>
-    <w:p>
-      <w:pPr>
-        <w:shd w:fill="E2EFDA" w:val="clear"/>
-        <w:spacing w:after="100" w:line="264"/>
-      </w:pPr>
-      <w:r>
-        <w:rPr>
-          <w:b/>
-          <w:bCs/>
-          <w:color w:val="375623"/>
-        </w:rPr>
-        <w:t xml:space="preserve">10. </w:t>
-      </w:r>
-      <w:r>
-        <w:t xml:space="preserve">같은 seed면 </w:t>
-      </w:r>
-      <w:r>
-        <w:rPr>
-          <w:b/>
-          <w:bCs/>
-        </w:rPr>
-        <w:t xml:space="preserve">항상 같은 난수열이 생성</w:t>
-      </w:r>
-      <w:r>
-        <w:t xml:space="preserve">되어 재현 가능(reproducibility).</w:t>
-      </w:r>
-    </w:p>
-    <w:p>
-      <w:pPr>
-        <w:spacing w:after="60"/>
-      </w:pPr>
-      <w:r>
-        <w:t xml:space="preserve"/>
-      </w:r>
-    </w:p>
     <w:tbl>
       <w:tblPr>
         <w:tblW w:type="dxa" w:w="9360"/>
